--- a/rapports/2026-06-06/EQ32/EQ32_enq1_v2/DR_malforme_1_42202E_11/66-87-08-31.docx
+++ b/rapports/2026-06-06/EQ32/EQ32_enq1_v2/DR_malforme_1_42202E_11/66-87-08-31.docx
@@ -297,7 +297,7 @@
           <w:color w:val="1F6FEB"/>
           <w:sz w:val="22"/>
         </w:rPr>
-        <w:t>⚠ INCOHÉRENCES À CORRIGER (114)</w:t>
+        <w:t>⚠ INCOHÉRENCES À CORRIGER (110)</w:t>
       </w:r>
     </w:p>
     <w:tbl>
@@ -1925,7 +1925,7 @@
                 <w:i w:val="0"/>
                 <w:sz w:val="17"/>
               </w:rPr>
-              <w:t>Incohérence!!! seulement les écoles privées paient les frais de scolarité (y compris les frais d'inscription).</w:t>
+              <w:t>Incohérent!! Le niveau d'instruction déclaré par l'un des enfants () au niveau de la section 1 de Aissatou Tamba diffère de celui donné par Aissatou Tamba lui-même qui affirme ne pas avoir frequenté l'école formelle.</w:t>
             </w:r>
           </w:p>
         </w:tc>
@@ -1984,7 +1984,7 @@
                 <w:color w:val="16A34A"/>
                 <w:sz w:val="16"/>
               </w:rPr>
-              <w:t>—</w:t>
+              <w:t>s01q32, s01q36, s01q38, s04q37_modif, s02q33, s02q34, s01q00b</w:t>
             </w:r>
           </w:p>
         </w:tc>
@@ -2015,7 +2015,7 @@
                 <w:i w:val="0"/>
                 <w:sz w:val="17"/>
               </w:rPr>
-              <w:t>Incohérent!! Le niveau d'instruction déclaré par l'un des enfants () au niveau de la section 1 de Aissatou Tamba diffère de celui donné par Aissatou Tamba lui-même qui affirme ne pas avoir frequenté l'école formelle.</w:t>
+              <w:t>Peu probable!!! Vu l'âge (21 ans) de Malick Badji ou l'année à laquelle Malick Badji a fréquenté l'école pour la dernière fois (2021) le dernier diplome de Malick Badji ne peut être le Certificat d'études primaires (CEP), prière de corriger cette incohérence ou confirmer avec le QG.</w:t>
             </w:r>
           </w:p>
         </w:tc>
@@ -2048,7 +2048,7 @@
                 <w:i w:val="0"/>
                 <w:sz w:val="16"/>
               </w:rPr>
-              <w:t>S02</w:t>
+              <w:t>S04</w:t>
               <w:br/>
             </w:r>
             <w:r>
@@ -2058,7 +2058,7 @@
                 <w:color w:val="64748B"/>
                 <w:sz w:val="14"/>
               </w:rPr>
-              <w:t>Éducation</w:t>
+              <w:t>Emploi</w:t>
             </w:r>
           </w:p>
         </w:tc>
@@ -2074,7 +2074,7 @@
                 <w:color w:val="16A34A"/>
                 <w:sz w:val="16"/>
               </w:rPr>
-              <w:t>s01q32, s01q36, s01q38, s04q37_modif, s02q33, s02q34, s01q00b</w:t>
+              <w:t>s01q00_0, s00q04, s03q38, s04q21, s04q51, s04q51_unite, s04q44, s04q65</w:t>
             </w:r>
           </w:p>
         </w:tc>
@@ -2105,7 +2105,7 @@
                 <w:i w:val="0"/>
                 <w:sz w:val="17"/>
               </w:rPr>
-              <w:t>Peu probable!!! Vu l'âge (21 ans) de Malick Badji ou l'année à laquelle Malick Badji a fréquenté l'école pour la dernière fois (2021) le dernier diplome de Malick Badji ne peut être le Certificat d'études primaires (CEP), prière de corriger cette incohérence ou confirmer avec le QG.</w:t>
+              <w:t>Incoherence!!! Malick Badji a travaillé plus de 20h par jours pour ses emplois (pricinpal et secondaire), prière de corriger.</w:t>
             </w:r>
           </w:p>
         </w:tc>
@@ -2195,7 +2195,7 @@
                 <w:i w:val="0"/>
                 <w:sz w:val="17"/>
               </w:rPr>
-              <w:t>Incoherence!!! Malick Badji a travaillé plus de 20h par jours pour ses emplois (pricinpal et secondaire), prière de corriger.</w:t>
+              <w:t>Incoherence!!! Pape Landing Badji a travaillé plus de 20h par jours pour ses emplois (pricinpal et secondaire), prière de corriger.</w:t>
             </w:r>
           </w:p>
         </w:tc>
@@ -2228,7 +2228,7 @@
                 <w:i w:val="0"/>
                 <w:sz w:val="16"/>
               </w:rPr>
-              <w:t>S04</w:t>
+              <w:t>S11</w:t>
               <w:br/>
             </w:r>
             <w:r>
@@ -2238,7 +2238,7 @@
                 <w:color w:val="64748B"/>
                 <w:sz w:val="14"/>
               </w:rPr>
-              <w:t>Emploi</w:t>
+              <w:t>Logement / cadre de vie</w:t>
             </w:r>
           </w:p>
         </w:tc>
@@ -2254,7 +2254,7 @@
                 <w:color w:val="16A34A"/>
                 <w:sz w:val="16"/>
               </w:rPr>
-              <w:t>s01q00_0, s00q04, s03q38, s04q21, s04q51, s04q51_unite, s04q44, s04q65</w:t>
+              <w:t>—</w:t>
             </w:r>
           </w:p>
         </w:tc>
@@ -2285,7 +2285,7 @@
                 <w:i w:val="0"/>
                 <w:sz w:val="17"/>
               </w:rPr>
-              <w:t>Incoherence!!! Pape Landing Badji a travaillé plus de 20h par jours pour ses emplois (pricinpal et secondaire), prière de corriger.</w:t>
+              <w:t>Incoherence!! Le ménage a depensé .</w:t>
             </w:r>
           </w:p>
         </w:tc>
@@ -2344,7 +2344,7 @@
                 <w:color w:val="16A34A"/>
                 <w:sz w:val="16"/>
               </w:rPr>
-              <w:t>—</w:t>
+              <w:t>s01q29, s01q31, s04q24, s00q04, s11q21, s09fq03, s09fq011</w:t>
             </w:r>
           </w:p>
         </w:tc>
@@ -2375,7 +2375,7 @@
                 <w:i w:val="0"/>
                 <w:sz w:val="17"/>
               </w:rPr>
-              <w:t>Incoherence!! Le ménage a depensé .</w:t>
+              <w:t>FCFA dans Frais de connexion au réseau de distribution d'eau mais dit ne pas être connecté à un réseau d'eau courante, prière de corriger cette incoherence</w:t>
             </w:r>
           </w:p>
         </w:tc>
@@ -2390,10 +2390,10 @@
               <w:rPr>
                 <w:b/>
                 <w:i w:val="0"/>
-                <w:color w:val="DC2626"/>
-                <w:sz w:val="16"/>
-              </w:rPr>
-              <w:t>Haute</w:t>
+                <w:color w:val="EA580C"/>
+                <w:sz w:val="16"/>
+              </w:rPr>
+              <w:t>Moyenne</w:t>
             </w:r>
           </w:p>
         </w:tc>
@@ -2408,7 +2408,7 @@
                 <w:i w:val="0"/>
                 <w:sz w:val="16"/>
               </w:rPr>
-              <w:t>S11</w:t>
+              <w:t>S00</w:t>
               <w:br/>
             </w:r>
             <w:r>
@@ -2418,7 +2418,7 @@
                 <w:color w:val="64748B"/>
                 <w:sz w:val="14"/>
               </w:rPr>
-              <w:t>Logement / cadre de vie</w:t>
+              <w:t>Identification</w:t>
             </w:r>
           </w:p>
         </w:tc>
@@ -2434,7 +2434,7 @@
                 <w:color w:val="16A34A"/>
                 <w:sz w:val="16"/>
               </w:rPr>
-              <w:t>s01q29, s01q31, s04q24, s00q04, s11q21, s09fq03, s09fq011</w:t>
+              <w:t>s00q07a, s00q08, s00q10, s00q13_0, s00q15_0, s00q17_0, s00q23a, s00q23b</w:t>
             </w:r>
           </w:p>
         </w:tc>
@@ -2465,7 +2465,7 @@
                 <w:i w:val="0"/>
                 <w:sz w:val="17"/>
               </w:rPr>
-              <w:t>FCFA dans Frais de connexion au réseau de distribution d'eau mais dit ne pas être connecté à un réseau d'eau courante, prière de corriger cette incoherence</w:t>
+              <w:t>Prière de renseigner toutes les informations du ménage dans la section 0 avant d'entamer les autres informations.</w:t>
             </w:r>
           </w:p>
         </w:tc>
@@ -2524,7 +2524,7 @@
                 <w:color w:val="16A34A"/>
                 <w:sz w:val="16"/>
               </w:rPr>
-              <w:t>s00q07a, s00q08, s00q10, s00q13_0, s00q15_0, s00q17_0, s00q23a, s00q23b</w:t>
+              <w:t>—</w:t>
             </w:r>
           </w:p>
         </w:tc>
@@ -2555,7 +2555,7 @@
                 <w:i w:val="0"/>
                 <w:sz w:val="17"/>
               </w:rPr>
-              <w:t>Prière de renseigner toutes les informations du ménage dans la section 0 avant d'entamer les autres informations.</w:t>
+              <w:t>L'adresse ou la localisation du ménage doit être bien renseignée, ne doit pas contenir des numéros de téléphone et elle semble courte pour être une adresse.</w:t>
             </w:r>
           </w:p>
         </w:tc>
@@ -2645,7 +2645,7 @@
                 <w:i w:val="0"/>
                 <w:sz w:val="17"/>
               </w:rPr>
-              <w:t>L'adresse ou la localisation du ménage doit être bien renseignée, ne doit pas contenir des numéros de téléphone et elle semble courte pour être une adresse.</w:t>
+              <w:t>Prière de renseigner la bonne adresse.Attention! Il manque des informations non renseignées dans la section 0, prière de regarder toutes les autres informations dans l'identification du ménage (IDENTIFICATION ET RENSEIGNEMENTS DE CONTROLE) ou dans OBSERVATIONS pour pouvoir renseigné toutes les questions liées au ménage.</w:t>
             </w:r>
           </w:p>
         </w:tc>
@@ -2678,7 +2678,7 @@
                 <w:i w:val="0"/>
                 <w:sz w:val="16"/>
               </w:rPr>
-              <w:t>S00</w:t>
+              <w:t>S01</w:t>
               <w:br/>
             </w:r>
             <w:r>
@@ -2688,7 +2688,7 @@
                 <w:color w:val="64748B"/>
                 <w:sz w:val="14"/>
               </w:rPr>
-              <w:t>Identification</w:t>
+              <w:t>Démographie</w:t>
             </w:r>
           </w:p>
         </w:tc>
@@ -2735,7 +2735,7 @@
                 <w:i w:val="0"/>
                 <w:sz w:val="17"/>
               </w:rPr>
-              <w:t>Prière de renseigner la bonne adresse.Attention! Il manque des informations non renseignées dans la section 0, prière de regarder toutes les autres informations dans l'identification du ménage (IDENTIFICATION ET RENSEIGNEMENTS DE CONTROLE) ou dans OBSERVATIONS pour pouvoir renseigné toutes les questions liées au ménage.</w:t>
+              <w:t>Prière de verifier l'information donnée par Alassane Badji ou corriger au niveau de la section 1.</w:t>
             </w:r>
           </w:p>
         </w:tc>
@@ -2825,7 +2825,7 @@
                 <w:i w:val="0"/>
                 <w:sz w:val="17"/>
               </w:rPr>
-              <w:t>Prière de verifier l'information donnée par Alassane Badji ou corriger au niveau de la section 1.</w:t>
+              <w:t>Prière de verifier l'information donnée par Ibrahima Badji ou corriger au niveau de la section 1.</w:t>
             </w:r>
           </w:p>
         </w:tc>
@@ -2915,7 +2915,7 @@
                 <w:i w:val="0"/>
                 <w:sz w:val="17"/>
               </w:rPr>
-              <w:t>Prière de verifier l'information donnée par Ibrahima Badji ou corriger au niveau de la section 1.</w:t>
+              <w:t>Prière de verifier l'information donnée par Kadidiatou Badji ou corriger au niveau de la section 1.</w:t>
             </w:r>
           </w:p>
         </w:tc>
@@ -3005,7 +3005,7 @@
                 <w:i w:val="0"/>
                 <w:sz w:val="17"/>
               </w:rPr>
-              <w:t>Prière de verifier l'information donnée par Kadidiatou Badji ou corriger au niveau de la section 1.</w:t>
+              <w:t>Prière de verifier l'information donnée par Moussa Badji ou corriger au niveau de la section 1.</w:t>
             </w:r>
           </w:p>
         </w:tc>
@@ -3064,7 +3064,7 @@
                 <w:color w:val="16A34A"/>
                 <w:sz w:val="16"/>
               </w:rPr>
-              <w:t>—</w:t>
+              <w:t>s01q41, s01q00b</w:t>
             </w:r>
           </w:p>
         </w:tc>
@@ -3095,7 +3095,7 @@
                 <w:i w:val="0"/>
                 <w:sz w:val="17"/>
               </w:rPr>
-              <w:t>Prière de verifier l'information donnée par Moussa Badji ou corriger au niveau de la section 1.</w:t>
+              <w:t>Le montant dépensé ou reçu en cadeau pour les cartes prépayées, les transferts de crédit et les abonnements de  Aissatou Tamba semble élevé ou faible , prière de corriger ou de confirmer l'information avec le QG.</w:t>
             </w:r>
           </w:p>
         </w:tc>
@@ -3154,7 +3154,7 @@
                 <w:color w:val="16A34A"/>
                 <w:sz w:val="16"/>
               </w:rPr>
-              <w:t>s01q41, s01q00b</w:t>
+              <w:t>s01q41a, s01q00b</w:t>
             </w:r>
           </w:p>
         </w:tc>
@@ -3185,7 +3185,7 @@
                 <w:i w:val="0"/>
                 <w:sz w:val="17"/>
               </w:rPr>
-              <w:t>Le montant dépensé ou reçu en cadeau pour les cartes prépayées, les transferts de crédit et les abonnements de  Aissatou Tamba semble élevé ou faible , prière de corriger ou de confirmer l'information avec le QG.</w:t>
+              <w:t>Le montant dépensé ou reçu en cadeau pour les recharges internet ou de forfaits de données mobiles(hors appels vocaux), aucours des 30 derniers jours de Aissatou Tamba semble élevé ou faible, prière de corriger ou de confirmer l'information avec le QG.</w:t>
             </w:r>
           </w:p>
         </w:tc>
@@ -3244,7 +3244,7 @@
                 <w:color w:val="16A34A"/>
                 <w:sz w:val="16"/>
               </w:rPr>
-              <w:t>s01q41a, s01q00b</w:t>
+              <w:t>s01q41, s01q00b</w:t>
             </w:r>
           </w:p>
         </w:tc>
@@ -3275,7 +3275,7 @@
                 <w:i w:val="0"/>
                 <w:sz w:val="17"/>
               </w:rPr>
-              <w:t>Le montant dépensé ou reçu en cadeau pour les recharges internet ou de forfaits de données mobiles(hors appels vocaux), aucours des 30 derniers jours de Aissatou Tamba semble élevé ou faible, prière de corriger ou de confirmer l'information avec le QG.</w:t>
+              <w:t>Le montant dépensé ou reçu en cadeau pour les cartes prépayées, les transferts de crédit et les abonnements de  Malick Badji semble élevé ou faible , prière de corriger ou de confirmer l'information avec le QG.</w:t>
             </w:r>
           </w:p>
         </w:tc>
@@ -3334,7 +3334,7 @@
                 <w:color w:val="16A34A"/>
                 <w:sz w:val="16"/>
               </w:rPr>
-              <w:t>s01q41, s01q00b</w:t>
+              <w:t>s01q41a, s01q00b</w:t>
             </w:r>
           </w:p>
         </w:tc>
@@ -3365,367 +3365,7 @@
                 <w:i w:val="0"/>
                 <w:sz w:val="17"/>
               </w:rPr>
-              <w:t>Le montant dépensé ou reçu en cadeau pour les cartes prépayées, les transferts de crédit et les abonnements de  Malick Badji semble élevé ou faible , prière de corriger ou de confirmer l'information avec le QG.</w:t>
-            </w:r>
-          </w:p>
-        </w:tc>
-      </w:tr>
-      <w:tr>
-        <w:tc>
-          <w:tcPr>
-            <w:tcW w:type="dxa" w:w="964"/>
-          </w:tcPr>
-          <w:p>
-            <w:r>
-              <w:rPr>
-                <w:b/>
-                <w:i w:val="0"/>
-                <w:color w:val="EA580C"/>
-                <w:sz w:val="16"/>
-              </w:rPr>
-              <w:t>Moyenne</w:t>
-            </w:r>
-          </w:p>
-        </w:tc>
-        <w:tc>
-          <w:tcPr>
-            <w:tcW w:type="dxa" w:w="1247"/>
-          </w:tcPr>
-          <w:p>
-            <w:r>
-              <w:rPr>
-                <w:b/>
-                <w:i w:val="0"/>
-                <w:sz w:val="16"/>
-              </w:rPr>
-              <w:t>S01</w:t>
-              <w:br/>
-            </w:r>
-            <w:r>
-              <w:rPr>
-                <w:b w:val="0"/>
-                <w:i w:val="0"/>
-                <w:color w:val="64748B"/>
-                <w:sz w:val="14"/>
-              </w:rPr>
-              <w:t>Démographie</w:t>
-            </w:r>
-          </w:p>
-        </w:tc>
-        <w:tc>
-          <w:tcPr>
-            <w:tcW w:type="dxa" w:w="1531"/>
-          </w:tcPr>
-          <w:p>
-            <w:r>
-              <w:rPr>
-                <w:b/>
-                <w:i w:val="0"/>
-                <w:color w:val="16A34A"/>
-                <w:sz w:val="16"/>
-              </w:rPr>
-              <w:t>s01q41a, s01q00b</w:t>
-            </w:r>
-          </w:p>
-        </w:tc>
-        <w:tc>
-          <w:tcPr>
-            <w:tcW w:type="dxa" w:w="1191"/>
-          </w:tcPr>
-          <w:p>
-            <w:r>
-              <w:rPr>
-                <w:b w:val="0"/>
-                <w:i w:val="0"/>
-                <w:color w:val="64748B"/>
-                <w:sz w:val="16"/>
-              </w:rPr>
-              <w:t>GT-CQ</w:t>
-            </w:r>
-          </w:p>
-        </w:tc>
-        <w:tc>
-          <w:tcPr>
-            <w:tcW w:type="dxa" w:w="4706"/>
-          </w:tcPr>
-          <w:p>
-            <w:r>
-              <w:rPr>
-                <w:b w:val="0"/>
-                <w:i w:val="0"/>
-                <w:sz w:val="17"/>
-              </w:rPr>
               <w:t>Le montant dépensé ou reçu en cadeau pour les recharges internet ou de forfaits de données mobiles(hors appels vocaux), aucours des 30 derniers jours de Malick Badji semble élevé ou faible, prière de corriger ou de confirmer l'information avec le QG.</w:t>
-            </w:r>
-          </w:p>
-        </w:tc>
-      </w:tr>
-      <w:tr>
-        <w:tc>
-          <w:tcPr>
-            <w:tcW w:type="dxa" w:w="964"/>
-          </w:tcPr>
-          <w:p>
-            <w:r>
-              <w:rPr>
-                <w:b/>
-                <w:i w:val="0"/>
-                <w:color w:val="EA580C"/>
-                <w:sz w:val="16"/>
-              </w:rPr>
-              <w:t>Moyenne</w:t>
-            </w:r>
-          </w:p>
-        </w:tc>
-        <w:tc>
-          <w:tcPr>
-            <w:tcW w:type="dxa" w:w="1247"/>
-          </w:tcPr>
-          <w:p>
-            <w:r>
-              <w:rPr>
-                <w:b/>
-                <w:i w:val="0"/>
-                <w:sz w:val="16"/>
-              </w:rPr>
-              <w:t>S02</w:t>
-              <w:br/>
-            </w:r>
-            <w:r>
-              <w:rPr>
-                <w:b w:val="0"/>
-                <w:i w:val="0"/>
-                <w:color w:val="64748B"/>
-                <w:sz w:val="14"/>
-              </w:rPr>
-              <w:t>Éducation</w:t>
-            </w:r>
-          </w:p>
-        </w:tc>
-        <w:tc>
-          <w:tcPr>
-            <w:tcW w:type="dxa" w:w="1531"/>
-          </w:tcPr>
-          <w:p>
-            <w:r>
-              <w:rPr>
-                <w:b/>
-                <w:i w:val="0"/>
-                <w:color w:val="16A34A"/>
-                <w:sz w:val="16"/>
-              </w:rPr>
-              <w:t>—</w:t>
-            </w:r>
-          </w:p>
-        </w:tc>
-        <w:tc>
-          <w:tcPr>
-            <w:tcW w:type="dxa" w:w="1191"/>
-          </w:tcPr>
-          <w:p>
-            <w:r>
-              <w:rPr>
-                <w:b w:val="0"/>
-                <w:i w:val="0"/>
-                <w:color w:val="64748B"/>
-                <w:sz w:val="16"/>
-              </w:rPr>
-              <w:t>GT-CQ</w:t>
-            </w:r>
-          </w:p>
-        </w:tc>
-        <w:tc>
-          <w:tcPr>
-            <w:tcW w:type="dxa" w:w="4706"/>
-          </w:tcPr>
-          <w:p>
-            <w:r>
-              <w:rPr>
-                <w:b w:val="0"/>
-                <w:i w:val="0"/>
-                <w:sz w:val="17"/>
-              </w:rPr>
-              <w:t>veuillez, s'il vous plait, confirmer les frais de scolarité ( 1000 FCFA) payée de Aissatou Mansaly avec le QG ou apporter les corrections nécessaires.</w:t>
-            </w:r>
-          </w:p>
-        </w:tc>
-      </w:tr>
-      <w:tr>
-        <w:tc>
-          <w:tcPr>
-            <w:tcW w:type="dxa" w:w="964"/>
-          </w:tcPr>
-          <w:p>
-            <w:r>
-              <w:rPr>
-                <w:b/>
-                <w:i w:val="0"/>
-                <w:color w:val="EA580C"/>
-                <w:sz w:val="16"/>
-              </w:rPr>
-              <w:t>Moyenne</w:t>
-            </w:r>
-          </w:p>
-        </w:tc>
-        <w:tc>
-          <w:tcPr>
-            <w:tcW w:type="dxa" w:w="1247"/>
-          </w:tcPr>
-          <w:p>
-            <w:r>
-              <w:rPr>
-                <w:b/>
-                <w:i w:val="0"/>
-                <w:sz w:val="16"/>
-              </w:rPr>
-              <w:t>S02</w:t>
-              <w:br/>
-            </w:r>
-            <w:r>
-              <w:rPr>
-                <w:b w:val="0"/>
-                <w:i w:val="0"/>
-                <w:color w:val="64748B"/>
-                <w:sz w:val="14"/>
-              </w:rPr>
-              <w:t>Éducation</w:t>
-            </w:r>
-          </w:p>
-        </w:tc>
-        <w:tc>
-          <w:tcPr>
-            <w:tcW w:type="dxa" w:w="1531"/>
-          </w:tcPr>
-          <w:p>
-            <w:r>
-              <w:rPr>
-                <w:b/>
-                <w:i w:val="0"/>
-                <w:color w:val="16A34A"/>
-                <w:sz w:val="16"/>
-              </w:rPr>
-              <w:t>—</w:t>
-            </w:r>
-          </w:p>
-        </w:tc>
-        <w:tc>
-          <w:tcPr>
-            <w:tcW w:type="dxa" w:w="1191"/>
-          </w:tcPr>
-          <w:p>
-            <w:r>
-              <w:rPr>
-                <w:b w:val="0"/>
-                <w:i w:val="0"/>
-                <w:color w:val="64748B"/>
-                <w:sz w:val="16"/>
-              </w:rPr>
-              <w:t>GT-CQ</w:t>
-            </w:r>
-          </w:p>
-        </w:tc>
-        <w:tc>
-          <w:tcPr>
-            <w:tcW w:type="dxa" w:w="4706"/>
-          </w:tcPr>
-          <w:p>
-            <w:r>
-              <w:rPr>
-                <w:b w:val="0"/>
-                <w:i w:val="0"/>
-                <w:sz w:val="17"/>
-              </w:rPr>
-              <w:t>veuillez, s'il vous plait, confirmer les frais de scolarité ( 1000 FCFA) payée de Babacar Badji avec le QG ou apporter les corrections nécessaires.</w:t>
-            </w:r>
-          </w:p>
-        </w:tc>
-      </w:tr>
-      <w:tr>
-        <w:tc>
-          <w:tcPr>
-            <w:tcW w:type="dxa" w:w="964"/>
-          </w:tcPr>
-          <w:p>
-            <w:r>
-              <w:rPr>
-                <w:b/>
-                <w:i w:val="0"/>
-                <w:color w:val="EA580C"/>
-                <w:sz w:val="16"/>
-              </w:rPr>
-              <w:t>Moyenne</w:t>
-            </w:r>
-          </w:p>
-        </w:tc>
-        <w:tc>
-          <w:tcPr>
-            <w:tcW w:type="dxa" w:w="1247"/>
-          </w:tcPr>
-          <w:p>
-            <w:r>
-              <w:rPr>
-                <w:b/>
-                <w:i w:val="0"/>
-                <w:sz w:val="16"/>
-              </w:rPr>
-              <w:t>S02</w:t>
-              <w:br/>
-            </w:r>
-            <w:r>
-              <w:rPr>
-                <w:b w:val="0"/>
-                <w:i w:val="0"/>
-                <w:color w:val="64748B"/>
-                <w:sz w:val="14"/>
-              </w:rPr>
-              <w:t>Éducation</w:t>
-            </w:r>
-          </w:p>
-        </w:tc>
-        <w:tc>
-          <w:tcPr>
-            <w:tcW w:type="dxa" w:w="1531"/>
-          </w:tcPr>
-          <w:p>
-            <w:r>
-              <w:rPr>
-                <w:b/>
-                <w:i w:val="0"/>
-                <w:color w:val="16A34A"/>
-                <w:sz w:val="16"/>
-              </w:rPr>
-              <w:t>—</w:t>
-            </w:r>
-          </w:p>
-        </w:tc>
-        <w:tc>
-          <w:tcPr>
-            <w:tcW w:type="dxa" w:w="1191"/>
-          </w:tcPr>
-          <w:p>
-            <w:r>
-              <w:rPr>
-                <w:b w:val="0"/>
-                <w:i w:val="0"/>
-                <w:color w:val="64748B"/>
-                <w:sz w:val="16"/>
-              </w:rPr>
-              <w:t>GT-CQ</w:t>
-            </w:r>
-          </w:p>
-        </w:tc>
-        <w:tc>
-          <w:tcPr>
-            <w:tcW w:type="dxa" w:w="4706"/>
-          </w:tcPr>
-          <w:p>
-            <w:r>
-              <w:rPr>
-                <w:b w:val="0"/>
-                <w:i w:val="0"/>
-                <w:sz w:val="17"/>
-              </w:rPr>
-              <w:t>veuillez, s'il vous plait, confirmer les frais de scolarité ( 1000 FCFA) payée de Kadidiatou Badji avec le QG ou apporter les corrections nécessaires.</w:t>
             </w:r>
           </w:p>
         </w:tc>
